--- a/_site/i3wm/2020-02-15-introduccion-a-i3wm/index.docx
+++ b/_site/i3wm/2020-02-15-introduccion-a-i3wm/index.docx
@@ -50,7 +50,7 @@
         <w:pStyle w:val="Heading1"/>
       </w:pPr>
       <w:r>
-        <w:t xml:space="preserve">Editar: Editar</w:t>
+        <w:t xml:space="preserve">Introducción al gestor de ventanas i3</w:t>
       </w:r>
     </w:p>
     <w:p>
@@ -183,23 +183,8 @@
       </w:hyperlink>
     </w:p>
     <w:p>
-      <w:r>
-        <w:br w:type="page"/>
-      </w:r>
-    </w:p>
-    <w:bookmarkEnd w:id="24"/>
-    <w:bookmarkStart w:id="25" w:name="abstract"/>
-    <w:p>
-      <w:pPr>
-        <w:pStyle w:val="Heading1"/>
-      </w:pPr>
-      <w:r>
-        <w:t xml:space="preserve">Resumen</w:t>
-      </w:r>
-    </w:p>
-    <w:p>
-      <w:pPr>
-        <w:pStyle w:val="FirstParagraph"/>
+      <w:pPr>
+        <w:pStyle w:val="BodyText"/>
       </w:pPr>
       <w:r>
         <w:rPr>
@@ -217,248 +202,248 @@
         <w:br w:type="page"/>
       </w:r>
     </w:p>
+    <w:bookmarkEnd w:id="24"/>
+    <w:bookmarkStart w:id="25" w:name="firstheader"/>
+    <w:p>
+      <w:pPr>
+        <w:pStyle w:val="Heading1"/>
+      </w:pPr>
+      <w:r>
+        <w:t xml:space="preserve">Introducción al gestor de ventanas i3</w:t>
+      </w:r>
+    </w:p>
     <w:bookmarkEnd w:id="25"/>
-    <w:bookmarkStart w:id="26" w:name="firstheader"/>
+    <w:bookmarkStart w:id="28" w:name="qué-es-i3wm"/>
     <w:p>
       <w:pPr>
         <w:pStyle w:val="Heading1"/>
       </w:pPr>
       <w:r>
-        <w:t xml:space="preserve">Editar: Editar</w:t>
+        <w:t xml:space="preserve">1. ¿Qué es i3wm?</w:t>
+      </w:r>
+    </w:p>
+    <w:bookmarkStart w:id="26" w:name="definición-de-i3wm"/>
+    <w:p>
+      <w:pPr>
+        <w:pStyle w:val="Heading2"/>
+      </w:pPr>
+      <w:r>
+        <w:t xml:space="preserve">1.1 Definición de i3wm</w:t>
       </w:r>
     </w:p>
     <w:bookmarkEnd w:id="26"/>
-    <w:bookmarkStart w:id="29" w:name="qué-es-i3wm"/>
+    <w:bookmarkStart w:id="27" w:name="características-principales-de-i3wm"/>
+    <w:p>
+      <w:pPr>
+        <w:pStyle w:val="Heading2"/>
+      </w:pPr>
+      <w:r>
+        <w:t xml:space="preserve">1.2 Características principales de i3wm</w:t>
+      </w:r>
+    </w:p>
+    <w:bookmarkEnd w:id="27"/>
+    <w:bookmarkEnd w:id="28"/>
+    <w:bookmarkStart w:id="33" w:name="ventajas-de-utilizar-i3wm"/>
     <w:p>
       <w:pPr>
         <w:pStyle w:val="Heading1"/>
       </w:pPr>
       <w:r>
-        <w:t xml:space="preserve">1. ¿Qué es i3wm?</w:t>
-      </w:r>
-    </w:p>
-    <w:bookmarkStart w:id="27" w:name="definición-de-i3wm"/>
+        <w:t xml:space="preserve">2. Ventajas de utilizar i3wm</w:t>
+      </w:r>
+    </w:p>
+    <w:bookmarkStart w:id="29" w:name="eficiencia-y-rendimiento"/>
     <w:p>
       <w:pPr>
         <w:pStyle w:val="Heading2"/>
       </w:pPr>
       <w:r>
-        <w:t xml:space="preserve">1.1 Definición de i3wm</w:t>
-      </w:r>
-    </w:p>
-    <w:bookmarkEnd w:id="27"/>
-    <w:bookmarkStart w:id="28" w:name="características-principales-de-i3wm"/>
+        <w:t xml:space="preserve">2.1 Eficiencia y rendimiento</w:t>
+      </w:r>
+    </w:p>
+    <w:bookmarkEnd w:id="29"/>
+    <w:bookmarkStart w:id="30" w:name="enfoque-minimalista"/>
     <w:p>
       <w:pPr>
         <w:pStyle w:val="Heading2"/>
       </w:pPr>
       <w:r>
-        <w:t xml:space="preserve">1.2 Características principales de i3wm</w:t>
-      </w:r>
-    </w:p>
-    <w:bookmarkEnd w:id="28"/>
-    <w:bookmarkEnd w:id="29"/>
-    <w:bookmarkStart w:id="34" w:name="ventajas-de-utilizar-i3wm"/>
+        <w:t xml:space="preserve">2.2 Enfoque minimalista</w:t>
+      </w:r>
+    </w:p>
+    <w:bookmarkEnd w:id="30"/>
+    <w:bookmarkStart w:id="31" w:name="personalización-y-flexibilidad"/>
+    <w:p>
+      <w:pPr>
+        <w:pStyle w:val="Heading2"/>
+      </w:pPr>
+      <w:r>
+        <w:t xml:space="preserve">2.3 Personalización y flexibilidad</w:t>
+      </w:r>
+    </w:p>
+    <w:bookmarkEnd w:id="31"/>
+    <w:bookmarkStart w:id="32" w:name="Xa6a9c7c213951d50b3b1d09c198e885d1dd5b52"/>
+    <w:p>
+      <w:pPr>
+        <w:pStyle w:val="Heading2"/>
+      </w:pPr>
+      <w:r>
+        <w:t xml:space="preserve">2.4 Uso eficiente del espacio en el escritorio</w:t>
+      </w:r>
+    </w:p>
+    <w:bookmarkEnd w:id="32"/>
+    <w:bookmarkEnd w:id="33"/>
+    <w:bookmarkStart w:id="37" w:name="conceptos-fundamentales-de-i3wm"/>
     <w:p>
       <w:pPr>
         <w:pStyle w:val="Heading1"/>
       </w:pPr>
       <w:r>
-        <w:t xml:space="preserve">2. Ventajas de utilizar i3wm</w:t>
-      </w:r>
-    </w:p>
-    <w:bookmarkStart w:id="30" w:name="eficiencia-y-rendimiento"/>
+        <w:t xml:space="preserve">3. Conceptos fundamentales de i3wm</w:t>
+      </w:r>
+    </w:p>
+    <w:bookmarkStart w:id="34" w:name="X09cc66918cadf54e040ab6ca17215123bfb4185"/>
     <w:p>
       <w:pPr>
         <w:pStyle w:val="Heading2"/>
       </w:pPr>
       <w:r>
-        <w:t xml:space="preserve">2.1 Eficiencia y rendimiento</w:t>
-      </w:r>
-    </w:p>
-    <w:bookmarkEnd w:id="30"/>
-    <w:bookmarkStart w:id="31" w:name="enfoque-minimalista"/>
+        <w:t xml:space="preserve">3.1 Gestión de ventanas en mosaico (tiling window management)</w:t>
+      </w:r>
+    </w:p>
+    <w:bookmarkEnd w:id="34"/>
+    <w:bookmarkStart w:id="35" w:name="X02d4ae7ec5aa945b9340c7c507bb34cfc862b08"/>
     <w:p>
       <w:pPr>
         <w:pStyle w:val="Heading2"/>
       </w:pPr>
       <w:r>
-        <w:t xml:space="preserve">2.2 Enfoque minimalista</w:t>
-      </w:r>
-    </w:p>
-    <w:bookmarkEnd w:id="31"/>
-    <w:bookmarkStart w:id="32" w:name="personalización-y-flexibilidad"/>
+        <w:t xml:space="preserve">3.2 Espacios de trabajo (workspaces) 3.3. Modos y barras de estado (modes and status bars)</w:t>
+      </w:r>
+    </w:p>
+    <w:bookmarkEnd w:id="35"/>
+    <w:bookmarkStart w:id="36" w:name="atajos-de-teclado-y-comandos-básicos"/>
     <w:p>
       <w:pPr>
         <w:pStyle w:val="Heading2"/>
       </w:pPr>
       <w:r>
-        <w:t xml:space="preserve">2.3 Personalización y flexibilidad</w:t>
-      </w:r>
-    </w:p>
-    <w:bookmarkEnd w:id="32"/>
-    <w:bookmarkStart w:id="33" w:name="Xa6a9c7c213951d50b3b1d09c198e885d1dd5b52"/>
+        <w:t xml:space="preserve">3.3 Atajos de teclado y comandos básicos</w:t>
+      </w:r>
+    </w:p>
+    <w:bookmarkEnd w:id="36"/>
+    <w:bookmarkEnd w:id="37"/>
+    <w:bookmarkStart w:id="40" w:name="instalación-de-i3wm"/>
+    <w:p>
+      <w:pPr>
+        <w:pStyle w:val="Heading1"/>
+      </w:pPr>
+      <w:r>
+        <w:t xml:space="preserve">4. Instalación de i3wm</w:t>
+      </w:r>
+    </w:p>
+    <w:bookmarkStart w:id="38" w:name="requisitos-del-sistema"/>
     <w:p>
       <w:pPr>
         <w:pStyle w:val="Heading2"/>
       </w:pPr>
       <w:r>
-        <w:t xml:space="preserve">2.4 Uso eficiente del espacio en el escritorio</w:t>
-      </w:r>
-    </w:p>
-    <w:bookmarkEnd w:id="33"/>
-    <w:bookmarkEnd w:id="34"/>
-    <w:bookmarkStart w:id="38" w:name="conceptos-fundamentales-de-i3wm"/>
+        <w:t xml:space="preserve">4.1 Requisitos del sistema</w:t>
+      </w:r>
+    </w:p>
+    <w:bookmarkEnd w:id="38"/>
+    <w:bookmarkStart w:id="39" w:name="X735fcdd685b3ed0d472ff75fea722eeb32cddd5"/>
+    <w:p>
+      <w:pPr>
+        <w:pStyle w:val="Heading2"/>
+      </w:pPr>
+      <w:r>
+        <w:t xml:space="preserve">4.2 Instalación en distribuciones populares (ejemplo: Ubuntu, Arch Linux)</w:t>
+      </w:r>
+    </w:p>
+    <w:bookmarkEnd w:id="39"/>
+    <w:bookmarkEnd w:id="40"/>
+    <w:bookmarkStart w:id="44" w:name="primeros-pasos-con-i3wm"/>
     <w:p>
       <w:pPr>
         <w:pStyle w:val="Heading1"/>
       </w:pPr>
       <w:r>
-        <w:t xml:space="preserve">3. Conceptos fundamentales de i3wm</w:t>
-      </w:r>
-    </w:p>
-    <w:bookmarkStart w:id="35" w:name="X09cc66918cadf54e040ab6ca17215123bfb4185"/>
+        <w:t xml:space="preserve">5. Primeros pasos con i3wm</w:t>
+      </w:r>
+    </w:p>
+    <w:bookmarkStart w:id="41" w:name="iniciar-sesión-en-i3wm"/>
     <w:p>
       <w:pPr>
         <w:pStyle w:val="Heading2"/>
       </w:pPr>
       <w:r>
-        <w:t xml:space="preserve">3.1 Gestión de ventanas en mosaico (tiling window management)</w:t>
-      </w:r>
-    </w:p>
-    <w:bookmarkEnd w:id="35"/>
-    <w:bookmarkStart w:id="36" w:name="X02d4ae7ec5aa945b9340c7c507bb34cfc862b08"/>
+        <w:t xml:space="preserve">5.1 Iniciar sesión en i3wm</w:t>
+      </w:r>
+    </w:p>
+    <w:bookmarkEnd w:id="41"/>
+    <w:bookmarkStart w:id="42" w:name="orientación-básica-en-el-entorno-de-i3wm"/>
     <w:p>
       <w:pPr>
         <w:pStyle w:val="Heading2"/>
       </w:pPr>
       <w:r>
-        <w:t xml:space="preserve">3.2 Espacios de trabajo (workspaces) 3.3. Modos y barras de estado (modes and status bars)</w:t>
-      </w:r>
-    </w:p>
-    <w:bookmarkEnd w:id="36"/>
-    <w:bookmarkStart w:id="37" w:name="atajos-de-teclado-y-comandos-básicos"/>
+        <w:t xml:space="preserve">5.2 Orientación básica en el entorno de i3wm</w:t>
+      </w:r>
+    </w:p>
+    <w:bookmarkEnd w:id="42"/>
+    <w:bookmarkStart w:id="43" w:name="navegación-entre-ventanas-y-workspaces"/>
     <w:p>
       <w:pPr>
         <w:pStyle w:val="Heading2"/>
       </w:pPr>
       <w:r>
-        <w:t xml:space="preserve">3.3 Atajos de teclado y comandos básicos</w:t>
-      </w:r>
-    </w:p>
-    <w:bookmarkEnd w:id="37"/>
-    <w:bookmarkEnd w:id="38"/>
-    <w:bookmarkStart w:id="41" w:name="instalación-de-i3wm"/>
+        <w:t xml:space="preserve">5.3 Navegación entre ventanas y workspaces</w:t>
+      </w:r>
+    </w:p>
+    <w:bookmarkEnd w:id="43"/>
+    <w:bookmarkEnd w:id="44"/>
+    <w:bookmarkStart w:id="48" w:name="recursos-adicionales-y-comunidad"/>
     <w:p>
       <w:pPr>
         <w:pStyle w:val="Heading1"/>
       </w:pPr>
       <w:r>
-        <w:t xml:space="preserve">4. Instalación de i3wm</w:t>
-      </w:r>
-    </w:p>
-    <w:bookmarkStart w:id="39" w:name="requisitos-del-sistema"/>
+        <w:t xml:space="preserve">6. Recursos adicionales y comunidad</w:t>
+      </w:r>
+    </w:p>
+    <w:bookmarkStart w:id="45" w:name="X43dc533ef6cb2a0c56714a0eed815d5a98756f5"/>
     <w:p>
       <w:pPr>
         <w:pStyle w:val="Heading2"/>
       </w:pPr>
       <w:r>
-        <w:t xml:space="preserve">4.1 Requisitos del sistema</w:t>
-      </w:r>
-    </w:p>
-    <w:bookmarkEnd w:id="39"/>
-    <w:bookmarkStart w:id="40" w:name="X735fcdd685b3ed0d472ff75fea722eeb32cddd5"/>
+        <w:t xml:space="preserve">6.1 Documentación oficial y guías de referencia</w:t>
+      </w:r>
+    </w:p>
+    <w:bookmarkEnd w:id="45"/>
+    <w:bookmarkStart w:id="46" w:name="X44d2b88d7fccd26a906a8340ba9bb0d33b53746"/>
     <w:p>
       <w:pPr>
         <w:pStyle w:val="Heading2"/>
       </w:pPr>
       <w:r>
-        <w:t xml:space="preserve">4.2 Instalación en distribuciones populares (ejemplo: Ubuntu, Arch Linux)</w:t>
-      </w:r>
-    </w:p>
-    <w:bookmarkEnd w:id="40"/>
-    <w:bookmarkEnd w:id="41"/>
-    <w:bookmarkStart w:id="45" w:name="primeros-pasos-con-i3wm"/>
-    <w:p>
-      <w:pPr>
-        <w:pStyle w:val="Heading1"/>
-      </w:pPr>
-      <w:r>
-        <w:t xml:space="preserve">5. Primeros pasos con i3wm</w:t>
-      </w:r>
-    </w:p>
-    <w:bookmarkStart w:id="42" w:name="iniciar-sesión-en-i3wm"/>
+        <w:t xml:space="preserve">6.2 Comunidades en línea y foros de discusión</w:t>
+      </w:r>
+    </w:p>
+    <w:bookmarkEnd w:id="46"/>
+    <w:bookmarkStart w:id="47" w:name="X7e4e8834f5c6998e33ef73fa4496089053be28b"/>
     <w:p>
       <w:pPr>
         <w:pStyle w:val="Heading2"/>
       </w:pPr>
       <w:r>
-        <w:t xml:space="preserve">5.1 Iniciar sesión en i3wm</w:t>
-      </w:r>
-    </w:p>
-    <w:bookmarkEnd w:id="42"/>
-    <w:bookmarkStart w:id="43" w:name="orientación-básica-en-el-entorno-de-i3wm"/>
-    <w:p>
-      <w:pPr>
-        <w:pStyle w:val="Heading2"/>
-      </w:pPr>
-      <w:r>
-        <w:t xml:space="preserve">5.2 Orientación básica en el entorno de i3wm</w:t>
-      </w:r>
-    </w:p>
-    <w:bookmarkEnd w:id="43"/>
-    <w:bookmarkStart w:id="44" w:name="navegación-entre-ventanas-y-workspaces"/>
-    <w:p>
-      <w:pPr>
-        <w:pStyle w:val="Heading2"/>
-      </w:pPr>
-      <w:r>
-        <w:t xml:space="preserve">5.3 Navegación entre ventanas y workspaces</w:t>
-      </w:r>
-    </w:p>
-    <w:bookmarkEnd w:id="44"/>
-    <w:bookmarkEnd w:id="45"/>
-    <w:bookmarkStart w:id="49" w:name="recursos-adicionales-y-comunidad"/>
-    <w:p>
-      <w:pPr>
-        <w:pStyle w:val="Heading1"/>
-      </w:pPr>
-      <w:r>
-        <w:t xml:space="preserve">6. Recursos adicionales y comunidad</w:t>
-      </w:r>
-    </w:p>
-    <w:bookmarkStart w:id="46" w:name="X43dc533ef6cb2a0c56714a0eed815d5a98756f5"/>
-    <w:p>
-      <w:pPr>
-        <w:pStyle w:val="Heading2"/>
-      </w:pPr>
-      <w:r>
-        <w:t xml:space="preserve">6.1 Documentación oficial y guías de referencia</w:t>
-      </w:r>
-    </w:p>
-    <w:bookmarkEnd w:id="46"/>
-    <w:bookmarkStart w:id="47" w:name="X44d2b88d7fccd26a906a8340ba9bb0d33b53746"/>
-    <w:p>
-      <w:pPr>
-        <w:pStyle w:val="Heading2"/>
-      </w:pPr>
-      <w:r>
-        <w:t xml:space="preserve">6.2 Comunidades en línea y foros de discusión</w:t>
+        <w:t xml:space="preserve">6.3 Sitios web y blogs recomendados para aprender más sobre i3wm</w:t>
       </w:r>
     </w:p>
     <w:bookmarkEnd w:id="47"/>
-    <w:bookmarkStart w:id="48" w:name="X7e4e8834f5c6998e33ef73fa4496089053be28b"/>
-    <w:p>
-      <w:pPr>
-        <w:pStyle w:val="Heading2"/>
-      </w:pPr>
-      <w:r>
-        <w:t xml:space="preserve">6.3 Sitios web y blogs recomendados para aprender más sobre i3wm</w:t>
-      </w:r>
-    </w:p>
     <w:bookmarkEnd w:id="48"/>
-    <w:bookmarkEnd w:id="49"/>
-    <w:bookmarkStart w:id="70" w:name="publicaciones-similares"/>
+    <w:bookmarkStart w:id="69" w:name="publicaciones-similares"/>
     <w:p>
       <w:pPr>
         <w:pStyle w:val="Heading1"/>
@@ -483,11 +468,11 @@
           <w:numId w:val="1001"/>
         </w:numPr>
       </w:pPr>
-      <w:hyperlink r:id="rId50"/>
+      <w:hyperlink r:id="rId49"/>
       <w:r>
         <w:t xml:space="preserve"> </w:t>
       </w:r>
-      <w:hyperlink r:id="rId51">
+      <w:hyperlink r:id="rId50">
         <w:r>
           <w:rPr>
             <w:rStyle w:val="Hyperlink"/>
@@ -504,11 +489,11 @@
           <w:numId w:val="1001"/>
         </w:numPr>
       </w:pPr>
-      <w:hyperlink r:id="rId52"/>
+      <w:hyperlink r:id="rId51"/>
       <w:r>
         <w:t xml:space="preserve"> </w:t>
       </w:r>
-      <w:hyperlink r:id="rId53">
+      <w:hyperlink r:id="rId52">
         <w:r>
           <w:rPr>
             <w:rStyle w:val="Hyperlink"/>
@@ -525,11 +510,11 @@
           <w:numId w:val="1001"/>
         </w:numPr>
       </w:pPr>
-      <w:hyperlink r:id="rId54"/>
+      <w:hyperlink r:id="rId53"/>
       <w:r>
         <w:t xml:space="preserve"> </w:t>
       </w:r>
-      <w:hyperlink r:id="rId55">
+      <w:hyperlink r:id="rId54">
         <w:r>
           <w:rPr>
             <w:rStyle w:val="Hyperlink"/>
@@ -546,11 +531,11 @@
           <w:numId w:val="1001"/>
         </w:numPr>
       </w:pPr>
-      <w:hyperlink r:id="rId56"/>
+      <w:hyperlink r:id="rId55"/>
       <w:r>
         <w:t xml:space="preserve"> </w:t>
       </w:r>
-      <w:hyperlink r:id="rId57">
+      <w:hyperlink r:id="rId56">
         <w:r>
           <w:rPr>
             <w:rStyle w:val="Hyperlink"/>
@@ -567,11 +552,11 @@
           <w:numId w:val="1001"/>
         </w:numPr>
       </w:pPr>
-      <w:hyperlink r:id="rId58"/>
+      <w:hyperlink r:id="rId57"/>
       <w:r>
         <w:t xml:space="preserve"> </w:t>
       </w:r>
-      <w:hyperlink r:id="rId59">
+      <w:hyperlink r:id="rId58">
         <w:r>
           <w:rPr>
             <w:rStyle w:val="Hyperlink"/>
@@ -588,11 +573,11 @@
           <w:numId w:val="1001"/>
         </w:numPr>
       </w:pPr>
-      <w:hyperlink r:id="rId60"/>
+      <w:hyperlink r:id="rId59"/>
       <w:r>
         <w:t xml:space="preserve"> </w:t>
       </w:r>
-      <w:hyperlink r:id="rId61">
+      <w:hyperlink r:id="rId60">
         <w:r>
           <w:rPr>
             <w:rStyle w:val="Hyperlink"/>
@@ -609,11 +594,11 @@
           <w:numId w:val="1001"/>
         </w:numPr>
       </w:pPr>
-      <w:hyperlink r:id="rId62"/>
+      <w:hyperlink r:id="rId61"/>
       <w:r>
         <w:t xml:space="preserve"> </w:t>
       </w:r>
-      <w:hyperlink r:id="rId63">
+      <w:hyperlink r:id="rId62">
         <w:r>
           <w:rPr>
             <w:rStyle w:val="Hyperlink"/>
@@ -630,11 +615,11 @@
           <w:numId w:val="1001"/>
         </w:numPr>
       </w:pPr>
-      <w:hyperlink r:id="rId64"/>
+      <w:hyperlink r:id="rId63"/>
       <w:r>
         <w:t xml:space="preserve"> </w:t>
       </w:r>
-      <w:hyperlink r:id="rId65">
+      <w:hyperlink r:id="rId64">
         <w:r>
           <w:rPr>
             <w:rStyle w:val="Hyperlink"/>
@@ -651,11 +636,11 @@
           <w:numId w:val="1001"/>
         </w:numPr>
       </w:pPr>
-      <w:hyperlink r:id="rId66"/>
+      <w:hyperlink r:id="rId65"/>
       <w:r>
         <w:t xml:space="preserve"> </w:t>
       </w:r>
-      <w:hyperlink r:id="rId67">
+      <w:hyperlink r:id="rId66">
         <w:r>
           <w:rPr>
             <w:rStyle w:val="Hyperlink"/>
@@ -672,11 +657,11 @@
           <w:numId w:val="1001"/>
         </w:numPr>
       </w:pPr>
-      <w:hyperlink r:id="rId68"/>
+      <w:hyperlink r:id="rId67"/>
       <w:r>
         <w:t xml:space="preserve"> </w:t>
       </w:r>
-      <w:hyperlink r:id="rId69">
+      <w:hyperlink r:id="rId68">
         <w:r>
           <w:rPr>
             <w:rStyle w:val="Hyperlink"/>
@@ -693,7 +678,7 @@
         <w:t xml:space="preserve">Esperamos que encuentres estas publicaciones igualmente interesantes y útiles. ¡Disfruta de la lectura!</w:t>
       </w:r>
     </w:p>
-    <w:bookmarkEnd w:id="70"/>
+    <w:bookmarkEnd w:id="69"/>
     <w:sectPr>
       <w:headerReference r:id="rId9" w:type="even"/>
       <w:headerReference r:id="rId11" w:type="default"/>

--- a/_site/i3wm/2020-02-15-introduccion-a-i3wm/index.docx
+++ b/_site/i3wm/2020-02-15-introduccion-a-i3wm/index.docx
@@ -44,7 +44,7 @@
         <w:t xml:space="preserve"> </w:t>
       </w:r>
     </w:p>
-    <w:bookmarkStart w:id="20" w:name="title"/>
+    <w:bookmarkStart w:id="22" w:name="title"/>
     <w:p>
       <w:pPr>
         <w:pStyle w:val="Heading1"/>
@@ -93,8 +93,8 @@
         <w:t xml:space="preserve"> </w:t>
       </w:r>
     </w:p>
-    <w:bookmarkEnd w:id="20"/>
-    <w:bookmarkStart w:id="24" w:name="author-note"/>
+    <w:bookmarkEnd w:id="22"/>
+    <w:bookmarkStart w:id="26" w:name="author-note"/>
     <w:p>
       <w:pPr>
         <w:pStyle w:val="Heading1"/>
@@ -113,15 +113,15 @@
       <w:r>
         <w:t xml:space="preserve"> </w:t>
       </w:r>
-      <w:bookmarkStart w:id="21" w:name="orchid"/>
+      <w:bookmarkStart w:id="23" w:name="orchid"/>
       <w:r>
         <w:t xml:space="preserve">Orcid ID Logo: A green circle with white letters ID</w:t>
       </w:r>
-      <w:bookmarkEnd w:id="21"/>
+      <w:bookmarkEnd w:id="23"/>
       <w:r>
         <w:t xml:space="preserve"> </w:t>
       </w:r>
-      <w:hyperlink r:id="rId22">
+      <w:hyperlink r:id="rId24">
         <w:r>
           <w:rPr>
             <w:rStyle w:val="Hyperlink"/>
@@ -160,7 +160,7 @@
         <w:t xml:space="preserve">: </w:t>
       </w:r>
       <w:r>
-        <w:t xml:space="preserve">conceptualización y redacción</w:t>
+        <w:t xml:space="preserve">conceptualización, metodología, análisis formal, investigación, recursos, curación de datos, redacción, visualización, supervisión, y administración del proyecto</w:t>
       </w:r>
     </w:p>
     <w:p>
@@ -168,12 +168,12 @@
         <w:pStyle w:val="BodyText"/>
       </w:pPr>
       <w:r>
-        <w:t xml:space="preserve">La correspondencia relativa a este artículo debe dirigirse a Edison Achalma, Escuela Profesional de Economía, Universidad Nacional de San Cristóbal de Huamanga, Ayacucho, AYA, Perú, Email:</w:t>
+        <w:t xml:space="preserve">La correspondencia relativa a este artículo debe dirigirse a Edison Achalma, Escuela Profesional de Economía, Universidad Nacional de San Cristóbal de Huamanga, Portal Independencia N° 57, Ayacucho, AYA 5001, Perú, Email:</w:t>
       </w:r>
       <w:r>
         <w:t xml:space="preserve"> </w:t>
       </w:r>
-      <w:hyperlink r:id="rId23">
+      <w:hyperlink r:id="rId25">
         <w:r>
           <w:rPr>
             <w:rStyle w:val="Hyperlink"/>
@@ -202,8 +202,8 @@
         <w:br w:type="page"/>
       </w:r>
     </w:p>
-    <w:bookmarkEnd w:id="24"/>
-    <w:bookmarkStart w:id="25" w:name="firstheader"/>
+    <w:bookmarkEnd w:id="26"/>
+    <w:bookmarkStart w:id="27" w:name="firstheader"/>
     <w:p>
       <w:pPr>
         <w:pStyle w:val="Heading1"/>
@@ -212,8 +212,8 @@
         <w:t xml:space="preserve">Introducción al gestor de ventanas i3</w:t>
       </w:r>
     </w:p>
-    <w:bookmarkEnd w:id="25"/>
-    <w:bookmarkStart w:id="28" w:name="qué-es-i3wm"/>
+    <w:bookmarkEnd w:id="27"/>
+    <w:bookmarkStart w:id="30" w:name="qué-es-i3wm"/>
     <w:p>
       <w:pPr>
         <w:pStyle w:val="Heading1"/>
@@ -222,7 +222,7 @@
         <w:t xml:space="preserve">1. ¿Qué es i3wm?</w:t>
       </w:r>
     </w:p>
-    <w:bookmarkStart w:id="26" w:name="definición-de-i3wm"/>
+    <w:bookmarkStart w:id="28" w:name="definición-de-i3wm"/>
     <w:p>
       <w:pPr>
         <w:pStyle w:val="Heading2"/>
@@ -231,8 +231,8 @@
         <w:t xml:space="preserve">1.1 Definición de i3wm</w:t>
       </w:r>
     </w:p>
-    <w:bookmarkEnd w:id="26"/>
-    <w:bookmarkStart w:id="27" w:name="características-principales-de-i3wm"/>
+    <w:bookmarkEnd w:id="28"/>
+    <w:bookmarkStart w:id="29" w:name="características-principales-de-i3wm"/>
     <w:p>
       <w:pPr>
         <w:pStyle w:val="Heading2"/>
@@ -241,9 +241,9 @@
         <w:t xml:space="preserve">1.2 Características principales de i3wm</w:t>
       </w:r>
     </w:p>
-    <w:bookmarkEnd w:id="27"/>
-    <w:bookmarkEnd w:id="28"/>
-    <w:bookmarkStart w:id="33" w:name="ventajas-de-utilizar-i3wm"/>
+    <w:bookmarkEnd w:id="29"/>
+    <w:bookmarkEnd w:id="30"/>
+    <w:bookmarkStart w:id="35" w:name="ventajas-de-utilizar-i3wm"/>
     <w:p>
       <w:pPr>
         <w:pStyle w:val="Heading1"/>
@@ -252,7 +252,7 @@
         <w:t xml:space="preserve">2. Ventajas de utilizar i3wm</w:t>
       </w:r>
     </w:p>
-    <w:bookmarkStart w:id="29" w:name="eficiencia-y-rendimiento"/>
+    <w:bookmarkStart w:id="31" w:name="eficiencia-y-rendimiento"/>
     <w:p>
       <w:pPr>
         <w:pStyle w:val="Heading2"/>
@@ -261,8 +261,8 @@
         <w:t xml:space="preserve">2.1 Eficiencia y rendimiento</w:t>
       </w:r>
     </w:p>
-    <w:bookmarkEnd w:id="29"/>
-    <w:bookmarkStart w:id="30" w:name="enfoque-minimalista"/>
+    <w:bookmarkEnd w:id="31"/>
+    <w:bookmarkStart w:id="32" w:name="enfoque-minimalista"/>
     <w:p>
       <w:pPr>
         <w:pStyle w:val="Heading2"/>
@@ -271,8 +271,8 @@
         <w:t xml:space="preserve">2.2 Enfoque minimalista</w:t>
       </w:r>
     </w:p>
-    <w:bookmarkEnd w:id="30"/>
-    <w:bookmarkStart w:id="31" w:name="personalización-y-flexibilidad"/>
+    <w:bookmarkEnd w:id="32"/>
+    <w:bookmarkStart w:id="33" w:name="personalización-y-flexibilidad"/>
     <w:p>
       <w:pPr>
         <w:pStyle w:val="Heading2"/>
@@ -281,8 +281,8 @@
         <w:t xml:space="preserve">2.3 Personalización y flexibilidad</w:t>
       </w:r>
     </w:p>
-    <w:bookmarkEnd w:id="31"/>
-    <w:bookmarkStart w:id="32" w:name="Xa6a9c7c213951d50b3b1d09c198e885d1dd5b52"/>
+    <w:bookmarkEnd w:id="33"/>
+    <w:bookmarkStart w:id="34" w:name="Xa6a9c7c213951d50b3b1d09c198e885d1dd5b52"/>
     <w:p>
       <w:pPr>
         <w:pStyle w:val="Heading2"/>
@@ -291,9 +291,9 @@
         <w:t xml:space="preserve">2.4 Uso eficiente del espacio en el escritorio</w:t>
       </w:r>
     </w:p>
-    <w:bookmarkEnd w:id="32"/>
-    <w:bookmarkEnd w:id="33"/>
-    <w:bookmarkStart w:id="37" w:name="conceptos-fundamentales-de-i3wm"/>
+    <w:bookmarkEnd w:id="34"/>
+    <w:bookmarkEnd w:id="35"/>
+    <w:bookmarkStart w:id="39" w:name="conceptos-fundamentales-de-i3wm"/>
     <w:p>
       <w:pPr>
         <w:pStyle w:val="Heading1"/>
@@ -302,7 +302,7 @@
         <w:t xml:space="preserve">3. Conceptos fundamentales de i3wm</w:t>
       </w:r>
     </w:p>
-    <w:bookmarkStart w:id="34" w:name="X09cc66918cadf54e040ab6ca17215123bfb4185"/>
+    <w:bookmarkStart w:id="36" w:name="X09cc66918cadf54e040ab6ca17215123bfb4185"/>
     <w:p>
       <w:pPr>
         <w:pStyle w:val="Heading2"/>
@@ -311,8 +311,8 @@
         <w:t xml:space="preserve">3.1 Gestión de ventanas en mosaico (tiling window management)</w:t>
       </w:r>
     </w:p>
-    <w:bookmarkEnd w:id="34"/>
-    <w:bookmarkStart w:id="35" w:name="X02d4ae7ec5aa945b9340c7c507bb34cfc862b08"/>
+    <w:bookmarkEnd w:id="36"/>
+    <w:bookmarkStart w:id="37" w:name="X02d4ae7ec5aa945b9340c7c507bb34cfc862b08"/>
     <w:p>
       <w:pPr>
         <w:pStyle w:val="Heading2"/>
@@ -321,8 +321,8 @@
         <w:t xml:space="preserve">3.2 Espacios de trabajo (workspaces) 3.3. Modos y barras de estado (modes and status bars)</w:t>
       </w:r>
     </w:p>
-    <w:bookmarkEnd w:id="35"/>
-    <w:bookmarkStart w:id="36" w:name="atajos-de-teclado-y-comandos-básicos"/>
+    <w:bookmarkEnd w:id="37"/>
+    <w:bookmarkStart w:id="38" w:name="atajos-de-teclado-y-comandos-básicos"/>
     <w:p>
       <w:pPr>
         <w:pStyle w:val="Heading2"/>
@@ -331,9 +331,9 @@
         <w:t xml:space="preserve">3.3 Atajos de teclado y comandos básicos</w:t>
       </w:r>
     </w:p>
-    <w:bookmarkEnd w:id="36"/>
-    <w:bookmarkEnd w:id="37"/>
-    <w:bookmarkStart w:id="40" w:name="instalación-de-i3wm"/>
+    <w:bookmarkEnd w:id="38"/>
+    <w:bookmarkEnd w:id="39"/>
+    <w:bookmarkStart w:id="42" w:name="instalación-de-i3wm"/>
     <w:p>
       <w:pPr>
         <w:pStyle w:val="Heading1"/>
@@ -342,7 +342,7 @@
         <w:t xml:space="preserve">4. Instalación de i3wm</w:t>
       </w:r>
     </w:p>
-    <w:bookmarkStart w:id="38" w:name="requisitos-del-sistema"/>
+    <w:bookmarkStart w:id="40" w:name="requisitos-del-sistema"/>
     <w:p>
       <w:pPr>
         <w:pStyle w:val="Heading2"/>
@@ -351,8 +351,8 @@
         <w:t xml:space="preserve">4.1 Requisitos del sistema</w:t>
       </w:r>
     </w:p>
-    <w:bookmarkEnd w:id="38"/>
-    <w:bookmarkStart w:id="39" w:name="X735fcdd685b3ed0d472ff75fea722eeb32cddd5"/>
+    <w:bookmarkEnd w:id="40"/>
+    <w:bookmarkStart w:id="41" w:name="X735fcdd685b3ed0d472ff75fea722eeb32cddd5"/>
     <w:p>
       <w:pPr>
         <w:pStyle w:val="Heading2"/>
@@ -361,9 +361,9 @@
         <w:t xml:space="preserve">4.2 Instalación en distribuciones populares (ejemplo: Ubuntu, Arch Linux)</w:t>
       </w:r>
     </w:p>
-    <w:bookmarkEnd w:id="39"/>
-    <w:bookmarkEnd w:id="40"/>
-    <w:bookmarkStart w:id="44" w:name="primeros-pasos-con-i3wm"/>
+    <w:bookmarkEnd w:id="41"/>
+    <w:bookmarkEnd w:id="42"/>
+    <w:bookmarkStart w:id="46" w:name="primeros-pasos-con-i3wm"/>
     <w:p>
       <w:pPr>
         <w:pStyle w:val="Heading1"/>
@@ -372,7 +372,7 @@
         <w:t xml:space="preserve">5. Primeros pasos con i3wm</w:t>
       </w:r>
     </w:p>
-    <w:bookmarkStart w:id="41" w:name="iniciar-sesión-en-i3wm"/>
+    <w:bookmarkStart w:id="43" w:name="iniciar-sesión-en-i3wm"/>
     <w:p>
       <w:pPr>
         <w:pStyle w:val="Heading2"/>
@@ -381,8 +381,8 @@
         <w:t xml:space="preserve">5.1 Iniciar sesión en i3wm</w:t>
       </w:r>
     </w:p>
-    <w:bookmarkEnd w:id="41"/>
-    <w:bookmarkStart w:id="42" w:name="orientación-básica-en-el-entorno-de-i3wm"/>
+    <w:bookmarkEnd w:id="43"/>
+    <w:bookmarkStart w:id="44" w:name="orientación-básica-en-el-entorno-de-i3wm"/>
     <w:p>
       <w:pPr>
         <w:pStyle w:val="Heading2"/>
@@ -391,8 +391,8 @@
         <w:t xml:space="preserve">5.2 Orientación básica en el entorno de i3wm</w:t>
       </w:r>
     </w:p>
-    <w:bookmarkEnd w:id="42"/>
-    <w:bookmarkStart w:id="43" w:name="navegación-entre-ventanas-y-workspaces"/>
+    <w:bookmarkEnd w:id="44"/>
+    <w:bookmarkStart w:id="45" w:name="navegación-entre-ventanas-y-workspaces"/>
     <w:p>
       <w:pPr>
         <w:pStyle w:val="Heading2"/>
@@ -401,9 +401,9 @@
         <w:t xml:space="preserve">5.3 Navegación entre ventanas y workspaces</w:t>
       </w:r>
     </w:p>
-    <w:bookmarkEnd w:id="43"/>
-    <w:bookmarkEnd w:id="44"/>
-    <w:bookmarkStart w:id="48" w:name="recursos-adicionales-y-comunidad"/>
+    <w:bookmarkEnd w:id="45"/>
+    <w:bookmarkEnd w:id="46"/>
+    <w:bookmarkStart w:id="50" w:name="recursos-adicionales-y-comunidad"/>
     <w:p>
       <w:pPr>
         <w:pStyle w:val="Heading1"/>
@@ -412,7 +412,7 @@
         <w:t xml:space="preserve">6. Recursos adicionales y comunidad</w:t>
       </w:r>
     </w:p>
-    <w:bookmarkStart w:id="45" w:name="X43dc533ef6cb2a0c56714a0eed815d5a98756f5"/>
+    <w:bookmarkStart w:id="47" w:name="X43dc533ef6cb2a0c56714a0eed815d5a98756f5"/>
     <w:p>
       <w:pPr>
         <w:pStyle w:val="Heading2"/>
@@ -421,8 +421,8 @@
         <w:t xml:space="preserve">6.1 Documentación oficial y guías de referencia</w:t>
       </w:r>
     </w:p>
-    <w:bookmarkEnd w:id="45"/>
-    <w:bookmarkStart w:id="46" w:name="X44d2b88d7fccd26a906a8340ba9bb0d33b53746"/>
+    <w:bookmarkEnd w:id="47"/>
+    <w:bookmarkStart w:id="48" w:name="X44d2b88d7fccd26a906a8340ba9bb0d33b53746"/>
     <w:p>
       <w:pPr>
         <w:pStyle w:val="Heading2"/>
@@ -431,8 +431,8 @@
         <w:t xml:space="preserve">6.2 Comunidades en línea y foros de discusión</w:t>
       </w:r>
     </w:p>
-    <w:bookmarkEnd w:id="46"/>
-    <w:bookmarkStart w:id="47" w:name="X7e4e8834f5c6998e33ef73fa4496089053be28b"/>
+    <w:bookmarkEnd w:id="48"/>
+    <w:bookmarkStart w:id="49" w:name="X7e4e8834f5c6998e33ef73fa4496089053be28b"/>
     <w:p>
       <w:pPr>
         <w:pStyle w:val="Heading2"/>
@@ -441,9 +441,9 @@
         <w:t xml:space="preserve">6.3 Sitios web y blogs recomendados para aprender más sobre i3wm</w:t>
       </w:r>
     </w:p>
-    <w:bookmarkEnd w:id="47"/>
-    <w:bookmarkEnd w:id="48"/>
-    <w:bookmarkStart w:id="69" w:name="publicaciones-similares"/>
+    <w:bookmarkEnd w:id="49"/>
+    <w:bookmarkEnd w:id="50"/>
+    <w:bookmarkStart w:id="71" w:name="publicaciones-similares"/>
     <w:p>
       <w:pPr>
         <w:pStyle w:val="Heading1"/>
@@ -468,11 +468,11 @@
           <w:numId w:val="1001"/>
         </w:numPr>
       </w:pPr>
-      <w:hyperlink r:id="rId49"/>
+      <w:hyperlink r:id="rId51"/>
       <w:r>
         <w:t xml:space="preserve"> </w:t>
       </w:r>
-      <w:hyperlink r:id="rId50">
+      <w:hyperlink r:id="rId52">
         <w:r>
           <w:rPr>
             <w:rStyle w:val="Hyperlink"/>
@@ -489,11 +489,11 @@
           <w:numId w:val="1001"/>
         </w:numPr>
       </w:pPr>
-      <w:hyperlink r:id="rId51"/>
+      <w:hyperlink r:id="rId53"/>
       <w:r>
         <w:t xml:space="preserve"> </w:t>
       </w:r>
-      <w:hyperlink r:id="rId52">
+      <w:hyperlink r:id="rId54">
         <w:r>
           <w:rPr>
             <w:rStyle w:val="Hyperlink"/>
@@ -510,11 +510,11 @@
           <w:numId w:val="1001"/>
         </w:numPr>
       </w:pPr>
-      <w:hyperlink r:id="rId53"/>
+      <w:hyperlink r:id="rId55"/>
       <w:r>
         <w:t xml:space="preserve"> </w:t>
       </w:r>
-      <w:hyperlink r:id="rId54">
+      <w:hyperlink r:id="rId56">
         <w:r>
           <w:rPr>
             <w:rStyle w:val="Hyperlink"/>
@@ -531,11 +531,11 @@
           <w:numId w:val="1001"/>
         </w:numPr>
       </w:pPr>
-      <w:hyperlink r:id="rId55"/>
+      <w:hyperlink r:id="rId57"/>
       <w:r>
         <w:t xml:space="preserve"> </w:t>
       </w:r>
-      <w:hyperlink r:id="rId56">
+      <w:hyperlink r:id="rId58">
         <w:r>
           <w:rPr>
             <w:rStyle w:val="Hyperlink"/>
@@ -552,11 +552,11 @@
           <w:numId w:val="1001"/>
         </w:numPr>
       </w:pPr>
-      <w:hyperlink r:id="rId57"/>
+      <w:hyperlink r:id="rId59"/>
       <w:r>
         <w:t xml:space="preserve"> </w:t>
       </w:r>
-      <w:hyperlink r:id="rId58">
+      <w:hyperlink r:id="rId60">
         <w:r>
           <w:rPr>
             <w:rStyle w:val="Hyperlink"/>
@@ -573,11 +573,11 @@
           <w:numId w:val="1001"/>
         </w:numPr>
       </w:pPr>
-      <w:hyperlink r:id="rId59"/>
+      <w:hyperlink r:id="rId61"/>
       <w:r>
         <w:t xml:space="preserve"> </w:t>
       </w:r>
-      <w:hyperlink r:id="rId60">
+      <w:hyperlink r:id="rId62">
         <w:r>
           <w:rPr>
             <w:rStyle w:val="Hyperlink"/>
@@ -594,11 +594,11 @@
           <w:numId w:val="1001"/>
         </w:numPr>
       </w:pPr>
-      <w:hyperlink r:id="rId61"/>
+      <w:hyperlink r:id="rId63"/>
       <w:r>
         <w:t xml:space="preserve"> </w:t>
       </w:r>
-      <w:hyperlink r:id="rId62">
+      <w:hyperlink r:id="rId64">
         <w:r>
           <w:rPr>
             <w:rStyle w:val="Hyperlink"/>
@@ -615,11 +615,11 @@
           <w:numId w:val="1001"/>
         </w:numPr>
       </w:pPr>
-      <w:hyperlink r:id="rId63"/>
+      <w:hyperlink r:id="rId65"/>
       <w:r>
         <w:t xml:space="preserve"> </w:t>
       </w:r>
-      <w:hyperlink r:id="rId64">
+      <w:hyperlink r:id="rId66">
         <w:r>
           <w:rPr>
             <w:rStyle w:val="Hyperlink"/>
@@ -636,11 +636,11 @@
           <w:numId w:val="1001"/>
         </w:numPr>
       </w:pPr>
-      <w:hyperlink r:id="rId65"/>
+      <w:hyperlink r:id="rId67"/>
       <w:r>
         <w:t xml:space="preserve"> </w:t>
       </w:r>
-      <w:hyperlink r:id="rId66">
+      <w:hyperlink r:id="rId68">
         <w:r>
           <w:rPr>
             <w:rStyle w:val="Hyperlink"/>
@@ -657,11 +657,11 @@
           <w:numId w:val="1001"/>
         </w:numPr>
       </w:pPr>
-      <w:hyperlink r:id="rId67"/>
+      <w:hyperlink r:id="rId69"/>
       <w:r>
         <w:t xml:space="preserve"> </w:t>
       </w:r>
-      <w:hyperlink r:id="rId68">
+      <w:hyperlink r:id="rId70">
         <w:r>
           <w:rPr>
             <w:rStyle w:val="Hyperlink"/>
@@ -678,14 +678,14 @@
         <w:t xml:space="preserve">Esperamos que encuentres estas publicaciones igualmente interesantes y útiles. ¡Disfruta de la lectura!</w:t>
       </w:r>
     </w:p>
-    <w:bookmarkEnd w:id="69"/>
+    <w:bookmarkEnd w:id="71"/>
     <w:sectPr>
-      <w:headerReference r:id="rId9" w:type="even"/>
-      <w:headerReference r:id="rId11" w:type="default"/>
-      <w:footerReference r:id="rId14" w:type="even"/>
-      <w:footerReference r:id="rId13" w:type="default"/>
-      <w:headerReference r:id="rId10" w:type="first"/>
-      <w:footerReference r:id="rId12" w:type="first"/>
+      <w:headerReference r:id="rId8" w:type="even"/>
+      <w:headerReference r:id="rId9" w:type="default"/>
+      <w:footerReference r:id="rId10" w:type="even"/>
+      <w:footerReference r:id="rId11" w:type="default"/>
+      <w:headerReference r:id="rId12" w:type="first"/>
+      <w:footerReference r:id="rId13" w:type="first"/>
       <w:pgSz w:h="15840" w:w="12240"/>
       <w:pgMar w:bottom="1440" w:footer="720" w:gutter="0" w:header="720" w:left="1440" w:right="1440" w:top="1440"/>
       <w:cols w:space="720"/>
